--- a/ru/discovery-articles/3.1 Паровая машина.docx
+++ b/ru/discovery-articles/3.1 Паровая машина.docx
@@ -4,136 +4,103 @@
   <w:body>
     <w:p>
       <w:pPr>
-        <w:spacing w:before="0" w:after="80"/>
+        <w:pStyle w:val="Title"/>
+        <w:widowControl/>
       </w:pPr>
       <w:r>
-        <w:rPr>
-          <w:rFonts w:ascii="Calibri" w:hAnsi="Calibri" w:cs="Calibri"/>
-          <w:b/>
-          <w:color w:val="2E74B5"/>
-          <w:sz w:val="20"/>
-        </w:rPr>
-        <w:t>3. Промышленность, энергетика и транспорт</w:t>
+        <w:t>3.1 Паровая машина</w:t>
       </w:r>
     </w:p>
     <w:p>
       <w:pPr>
         <w:keepNext/>
-        <w:spacing w:before="0" w:after="120"/>
+        <w:widowControl/>
       </w:pPr>
       <w:r>
         <w:rPr>
-          <w:rFonts w:ascii="Calibri" w:hAnsi="Calibri" w:cs="Calibri"/>
-          <w:b/>
-          <w:color w:val="0B2545"/>
-          <w:sz w:val="48"/>
+          <w:sz w:val="20"/>
         </w:rPr>
-        <w:t>3.1 Паровая машина</w:t>
+        <w:t>3. Промышленность, энергия и транспорт</w:t>
       </w:r>
     </w:p>
     <w:p>
       <w:pPr>
-        <w:spacing w:before="0" w:after="200" w:line="276" w:lineRule="auto"/>
+        <w:keepNext/>
+        <w:widowControl/>
       </w:pPr>
       <w:r>
         <w:rPr>
-          <w:rFonts w:ascii="Calibri" w:hAnsi="Calibri" w:cs="Calibri"/>
-          <w:i/>
-          <w:color w:val="666666"/>
-          <w:sz w:val="21"/>
+          <w:sz w:val="20"/>
         </w:rPr>
-        <w:t>Период: 1712 — атмосферная машина Ньюкомена; 1769 — патент Уатта на отдельный конденсатор | Ключевые фигуры: Томас Ньюкомен; Джеймс Уатт (усовершенствование конструкции); Ричард Тревитик (пар высокого давления)</w:t>
+        <w:t>Период: 1712 год — атмосферная машина Ньюкомена; 1769 год — патент Уатта на отдельный конденсатор | Основные участники: Томас Ньюкомен, Джеймс Уатт, усовершенствование конструкции; Ричард Тревитик, пар высокого давления</w:t>
       </w:r>
     </w:p>
     <w:p>
       <w:pPr>
-        <w:spacing w:before="0" w:after="200" w:line="300" w:lineRule="auto"/>
+        <w:widowControl/>
       </w:pPr>
       <w:r>
-        <w:rPr>
-          <w:rFonts w:ascii="Calibri" w:hAnsi="Calibri" w:cs="Calibri"/>
-          <w:color w:val="0B2545"/>
-          <w:sz w:val="23"/>
-        </w:rPr>
-        <w:t>Паровая машина превращает давление нагретого водяного пара в движение. Усовершенствованная в Британии XVIII века, она стала движущей силой фабрик, шахт и железных дорог.</w:t>
+        <w:t>Паровая машина превращает действие нагретого водяного пара в движение. Усовершенствованная в Британии XVIII века, она стала движущей силой фабрик, шахт и железных дорог.</w:t>
       </w:r>
     </w:p>
     <w:p>
       <w:pPr>
         <w:pStyle w:val="Heading1"/>
+        <w:widowControl/>
       </w:pPr>
       <w:r>
-        <w:t>Ключевые факты</w:t>
+        <w:t>Кратко о главном</w:t>
       </w:r>
     </w:p>
     <w:p>
       <w:pPr>
-        <w:keepLines/>
-        <w:spacing w:after="80" w:line="300" w:lineRule="auto"/>
-        <w:numPr>
-          <w:ilvl w:val="0"/>
-          <w:numId w:val="10"/>
-        </w:numPr>
+        <w:pStyle w:val="ListBullet"/>
+        <w:widowControl/>
       </w:pPr>
       <w:r>
-        <w:t>В 1712 году Томас Ньюкомен построил практичную паровую установку для откачки воды из шахт.</w:t>
+        <w:t>В 1712 году Томас Ньюкомен построил практически пригодную машину для откачки воды из шахт.</w:t>
       </w:r>
     </w:p>
     <w:p>
       <w:pPr>
-        <w:keepLines/>
-        <w:spacing w:after="80" w:line="300" w:lineRule="auto"/>
-        <w:numPr>
-          <w:ilvl w:val="0"/>
-          <w:numId w:val="10"/>
-        </w:numPr>
+        <w:pStyle w:val="ListBullet"/>
+        <w:widowControl/>
       </w:pPr>
       <w:r>
-        <w:t>В 1760-е годы Джеймс Уатт добавил отдельный конденсатор.</w:t>
+        <w:t>В 1760-х годах Джеймс Уатт добавил отдельный конденсатор.</w:t>
       </w:r>
     </w:p>
     <w:p>
       <w:pPr>
-        <w:keepLines/>
-        <w:spacing w:after="80" w:line="300" w:lineRule="auto"/>
-        <w:numPr>
-          <w:ilvl w:val="0"/>
-          <w:numId w:val="10"/>
-        </w:numPr>
+        <w:pStyle w:val="ListBullet"/>
+        <w:widowControl/>
       </w:pPr>
       <w:r>
-        <w:t>Уатт и Мэтью Болтон превратили паровые машины в коммерческий продукт.</w:t>
+        <w:t>Уатт и Мэтью Болтон превратили улучшенные машины в коммерческий продукт.</w:t>
       </w:r>
     </w:p>
     <w:p>
       <w:pPr>
-        <w:keepLines/>
-        <w:spacing w:after="80" w:line="300" w:lineRule="auto"/>
-        <w:numPr>
-          <w:ilvl w:val="0"/>
-          <w:numId w:val="10"/>
-        </w:numPr>
+        <w:pStyle w:val="ListBullet"/>
+        <w:widowControl/>
       </w:pPr>
       <w:r>
-        <w:t>Пар приводил в действие фабрики, локомотивы и пароходы.</w:t>
+        <w:t>Пар приводил в движение фабричные механизмы, локомотивы и пароходы.</w:t>
       </w:r>
     </w:p>
     <w:p>
       <w:pPr>
-        <w:keepLines/>
-        <w:spacing w:after="80" w:line="300" w:lineRule="auto"/>
-        <w:numPr>
-          <w:ilvl w:val="0"/>
-          <w:numId w:val="10"/>
-        </w:numPr>
+        <w:pStyle w:val="ListBullet"/>
+        <w:widowControl/>
       </w:pPr>
       <w:r>
-        <w:t>Это был первый широко распространённый двигатель, не зависевший от ветра, течения воды или мускульной силы.</w:t>
+        <w:t>Это был первый широко применявшийся двигатель, не зависевший от ветра, водного потока или мышечной силы.</w:t>
       </w:r>
     </w:p>
     <w:p>
       <w:pPr>
         <w:pStyle w:val="Heading1"/>
+        <w:widowControl/>
       </w:pPr>
       <w:r>
         <w:t>Что это такое</w:t>
@@ -141,143 +108,101 @@
     </w:p>
     <w:p>
       <w:pPr>
-        <w:keepLines w:val="0"/>
+        <w:widowControl/>
       </w:pPr>
       <w:r>
-        <w:t>Паровая машина использует пар — воду, превращённую нагреванием в газ, — чтобы двигать поршень или вращать турбину. При кипении воды в замкнутом объёме давление растёт, и его можно заставить совершать работу.</w:t>
-      </w:r>
-    </w:p>
-    <w:p>
-      <w:pPr>
-        <w:keepLines w:val="0"/>
-      </w:pPr>
-      <w:r>
-        <w:t>Представьте герметичный чайник, который непрерывно толкает поршень. Ранние машины были огромными и расточительными, но давали нечто совершенно новое: источник мощности можно было разместить везде, где имелись уголь и вода, а не только у падающей реки.</w:t>
+        <w:t>Паровая машина использует пар — воду, превращённую нагревом в газ, — для движения поршня или вращения турбины. При кипении воды в замкнутом пространстве давление повышается и может совершать работу. Это можно сравнить с закрытым чайником, который непрерывно создаёт толкающее усилие. Ранние машины были огромными и неэкономичными, но давали новую возможность: источник мощности можно было разместить везде, где есть уголь и вода, а не только у быстрого речного потока.</w:t>
       </w:r>
     </w:p>
     <w:p>
       <w:pPr>
         <w:pStyle w:val="Heading1"/>
+        <w:widowControl/>
       </w:pPr>
       <w:r>
-        <w:t>Кто это открыл или изобрёл</w:t>
+        <w:t>Кто открыл или изобрёл</w:t>
       </w:r>
     </w:p>
     <w:p>
       <w:pPr>
-        <w:keepLines w:val="0"/>
+        <w:widowControl/>
       </w:pPr>
       <w:r>
-        <w:t>В 1712 году Томас Ньюкомен установил атмосферную машину для откачки воды из шахт. Шотландский мастер научных приборов Джеймс Уатт, ремонтируя модель такого двигателя, в 1760-е годы придумал отдельный конденсатор: теперь цилиндр не требовалось охлаждать при каждом ходе поршня.</w:t>
-      </w:r>
-    </w:p>
-    <w:p>
-      <w:pPr>
-        <w:keepLines w:val="0"/>
-      </w:pPr>
-      <w:r>
-        <w:t>Вместе с промышленником Мэтью Болтоном Уатт наладил продажу усовершенствованных машин. Позднее Ричард Тревитик и другие инженеры применили пар высокого давления в локомотивах и судах.</w:t>
+        <w:t>В 1712 году Томас Ньюкомен установил атмосферную машину для откачки шахтной воды. Шотландский мастер приборов Джеймс Уатт, ремонтируя её модель, в 1760-х годах придумал отдельный конденсатор — устройство, превращающее пар обратно в воду. Цилиндр больше не требовалось охлаждать при каждом ходе. Вместе с промышленником Мэтью Болтоном он продавал улучшенные машины. Позднее Ричард Тревитик и другие применяли пар более высокого давления для локомотивов и судов.</w:t>
       </w:r>
     </w:p>
     <w:p>
       <w:pPr>
         <w:pStyle w:val="Heading1"/>
+        <w:widowControl/>
       </w:pPr>
       <w:r>
-        <w:t>Когда и как это появилось</w:t>
+        <w:t>Когда и как появилось</w:t>
       </w:r>
     </w:p>
     <w:p>
       <w:pPr>
-        <w:keepLines w:val="0"/>
+        <w:widowControl/>
       </w:pPr>
       <w:r>
-        <w:t>Британские угольные шахты затапливало быстрее, чем насосы с конным приводом успевали откачивать воду, а текстильным фабрикам требовался постоянный источник мощности. Патенты, мастерские и капитал Бирмингема и других промышленных центров превратили любопытную конструкцию в серийный продукт.</w:t>
-      </w:r>
-    </w:p>
-    <w:p>
-      <w:pPr>
-        <w:keepLines w:val="0"/>
-      </w:pPr>
-      <w:r>
-        <w:t>Большое значение имели также более качественное железо и расточные станки: неплотный цилиндр терял пар. К началу XIX века шум паровых машин стал голосом промышленной Британии.</w:t>
+        <w:t>Британские угольные шахты затапливало быстрее, чем справлялись конные насосы, а текстильным фабрикам была нужна постоянная мощность. Патенты, мастерские и капитал Бирмингема и других городов превратили техническую диковину в товар. Важны были также качественное железо и инструменты для расточки: неплотный цилиндр теряет пар. К началу XIX века звуки паровых машин стали характерными для промышленной Британии.</w:t>
       </w:r>
     </w:p>
     <w:p>
       <w:pPr>
         <w:pStyle w:val="Heading1"/>
+        <w:widowControl/>
       </w:pPr>
       <w:r>
-        <w:t>Научное значение</w:t>
+        <w:t>Значение для науки</w:t>
       </w:r>
     </w:p>
     <w:p>
       <w:pPr>
-        <w:keepLines w:val="0"/>
+        <w:widowControl/>
       </w:pPr>
       <w:r>
-        <w:t>Паровая машина показала, что теплоту как форму энергии можно превращать в движение, и тем самым поставила задачу, из которой позднее выросла термодинамика. Промышленность перестала полностью зависеть от географии речных потоков.</w:t>
-      </w:r>
-    </w:p>
-    <w:p>
-      <w:pPr>
-        <w:keepLines w:val="0"/>
-      </w:pPr>
-      <w:r>
-        <w:t>Возник простой и строгий вопрос: сколько работы можно получить из данного количества угля? Сравнивая машины по числам, а не только по дыму и шуму, инженеры и теоретики создавали науку об энергии.</w:t>
+        <w:t>Паровая машина показала, что энергия нагрева может превращаться в движение. Этот вопрос позднее стал одной из основ термодинамики. Промышленность больше не была привязана к расположению рек. Возник ясный количественный вопрос: сколько работы можно получить из данного количества угля? Сравнивая машины по числам, а не только по дыму и шуму, инженеры и теоретики развивали науку об энергии.</w:t>
       </w:r>
     </w:p>
     <w:p>
       <w:pPr>
         <w:pStyle w:val="Heading1"/>
+        <w:widowControl/>
       </w:pPr>
       <w:r>
-        <w:t>Влияние на последующее развитие</w:t>
+        <w:t>Влияние на дальнейшее развитие</w:t>
       </w:r>
     </w:p>
     <w:p>
       <w:pPr>
-        <w:keepLines w:val="0"/>
+        <w:widowControl/>
       </w:pPr>
       <w:r>
-        <w:t>Фабрики получили возможность работать вдали от рек. Железные дороги и пароходы словно уменьшили континенты и океаны. Позднее паровые турбины начали вырабатывать электричество.</w:t>
-      </w:r>
-    </w:p>
-    <w:p>
-      <w:pPr>
-        <w:keepLines w:val="0"/>
-      </w:pPr>
-      <w:r>
-        <w:t>Двигатели внутреннего сгорания и электромоторы со временем приняли на себя многие задачи, но унаследовали фабричную систему, созданную паром. Промышленный город остаётся порождением паровой эпохи, даже если его машины давно изменились.</w:t>
+        <w:t>Фабрики стало возможно строить вдали от рек. Железные дороги и пароходы сократили время пересечения континентов и океанов. Позднее паровая турбина стала вырабатывать электричество. Двигатели внутреннего сгорания и электромоторы постепенно заняли многие прежние места паровых машин, но унаследовали созданную ими фабричную систему. Промышленный город остаётся наследием паровой эпохи, даже если его оборудование изменилось.</w:t>
       </w:r>
     </w:p>
     <w:p>
       <w:pPr>
         <w:pStyle w:val="Heading1"/>
+        <w:widowControl/>
       </w:pPr>
       <w:r>
-        <w:t>Как это изменило жизнь людей</w:t>
+        <w:t>Как изменило жизнь людей</w:t>
       </w:r>
     </w:p>
     <w:p>
       <w:pPr>
-        <w:keepLines w:val="0"/>
+        <w:widowControl/>
       </w:pPr>
       <w:r>
-        <w:t>Повседневная жизнь получила более дешёвые ткани и быстрое передвижение, а вместе с ними — дым, тяжёлый фабричный труд и рабочий день по часам. Сельские ритмы уступили место сменам.</w:t>
-      </w:r>
-    </w:p>
-    <w:p>
-      <w:pPr>
-        <w:keepLines w:val="0"/>
-      </w:pPr>
-      <w:r>
-        <w:t>Общество стало более городским, а железные дороги и пароходы теснее связали регионы. Машина, откачивавшая воду из шахт, одновременно изменила само значение труда и движения.</w:t>
+        <w:t>Люди получили более дешёвую ткань и быстрые поездки, но также дым, тяжёлый фабричный труд и рабочий день по часам. Сельский ритм уступал сменному расписанию. Общество становилось более городским и теснее связанным железными дорогами и судами. Машина, откачивавшая воду из шахт, изменила сам образ труда и передвижения.</w:t>
       </w:r>
     </w:p>
     <w:p>
       <w:pPr>
         <w:pStyle w:val="Heading1"/>
+        <w:widowControl/>
       </w:pPr>
       <w:r>
         <w:t>Источники и литература</w:t>
@@ -286,158 +211,161 @@
     <w:p>
       <w:pPr>
         <w:pStyle w:val="Heading2"/>
+        <w:widowControl/>
       </w:pPr>
       <w:r>
-        <w:t>A. Книги и основные научные труды</w:t>
+        <w:rPr>
+          <w:sz w:val="20"/>
+        </w:rPr>
+        <w:t>Книги и основные научные труды</w:t>
       </w:r>
     </w:p>
     <w:p>
       <w:pPr>
-        <w:keepLines/>
-        <w:spacing w:after="80" w:line="300" w:lineRule="auto"/>
-        <w:numPr>
-          <w:ilvl w:val="0"/>
-          <w:numId w:val="11"/>
-        </w:numPr>
+        <w:widowControl/>
       </w:pPr>
       <w:r>
-        <w:t>Cardwell, D. S. L. From Watt to Clausius: The Rise of Thermodynamics in the Early Industrial Age. Ithaca: Cornell University Press, 1971.</w:t>
+        <w:rPr>
+          <w:sz w:val="20"/>
+        </w:rPr>
+        <w:t>1. Cardwell, D. S. L. From Watt to Clausius: The Rise of Thermodynamics in the Early Industrial Age. Ithaca: Cornell University Press, 1971.</w:t>
       </w:r>
     </w:p>
     <w:p>
       <w:pPr>
-        <w:keepLines/>
-        <w:spacing w:after="80" w:line="300" w:lineRule="auto"/>
-        <w:numPr>
-          <w:ilvl w:val="0"/>
-          <w:numId w:val="11"/>
-        </w:numPr>
+        <w:widowControl/>
       </w:pPr>
       <w:r>
-        <w:t>Mokyr, Joel. The Lever of Riches: Technological Creativity and Economic Progress. Oxford: Oxford University Press, 1990.</w:t>
+        <w:rPr>
+          <w:sz w:val="20"/>
+        </w:rPr>
+        <w:t>2. Mokyr, Joel. The Lever of Riches: Technological Creativity and Economic Progress. Oxford: Oxford University Press, 1990.</w:t>
       </w:r>
     </w:p>
     <w:p>
       <w:pPr>
         <w:pStyle w:val="Heading2"/>
+        <w:widowControl/>
       </w:pPr>
       <w:r>
-        <w:t>C. Материалы научных учреждений и энциклопедий</w:t>
+        <w:rPr>
+          <w:sz w:val="20"/>
+        </w:rPr>
+        <w:t>Материалы организаций и энциклопедии</w:t>
       </w:r>
     </w:p>
     <w:p>
       <w:pPr>
-        <w:keepLines/>
-        <w:spacing w:after="80" w:line="300" w:lineRule="auto"/>
-        <w:numPr>
-          <w:ilvl w:val="0"/>
-          <w:numId w:val="12"/>
-        </w:numPr>
+        <w:widowControl/>
       </w:pPr>
       <w:r>
-        <w:t>Encyclopaedia Britannica. «Steam Engine».</w:t>
+        <w:rPr>
+          <w:sz w:val="20"/>
+        </w:rPr>
+        <w:t xml:space="preserve">1. Encyclopaedia Britannica. 'Steam engine.' </w:t>
       </w:r>
+      <w:hyperlink r:id="rId9">
+        <w:r>
+          <w:rPr>
+            <w:sz w:val="20"/>
+          </w:rPr>
+          <w:t>https://www.britannica.com/technology/steam-engine</w:t>
+        </w:r>
+      </w:hyperlink>
       <w:r>
-        <w:t xml:space="preserve"> </w:t>
+        <w:rPr>
+          <w:sz w:val="20"/>
+        </w:rPr>
+      </w:r>
+    </w:p>
+    <w:p>
+      <w:pPr>
+        <w:widowControl/>
+      </w:pPr>
+      <w:r>
+        <w:rPr>
+          <w:sz w:val="20"/>
+        </w:rPr>
+        <w:t xml:space="preserve">2. Encyclopaedia Britannica. 'James Watt.' </w:t>
+      </w:r>
+      <w:hyperlink r:id="rId10">
+        <w:r>
+          <w:rPr>
+            <w:sz w:val="20"/>
+          </w:rPr>
+          <w:t>https://www.britannica.com/biography/James-Watt</w:t>
+        </w:r>
+      </w:hyperlink>
+      <w:r>
+        <w:rPr>
+          <w:sz w:val="20"/>
+        </w:rPr>
+      </w:r>
+    </w:p>
+    <w:p>
+      <w:pPr>
+        <w:pStyle w:val="Heading2"/>
+        <w:widowControl/>
+      </w:pPr>
+      <w:r>
+        <w:rPr>
+          <w:sz w:val="20"/>
+        </w:rPr>
+        <w:t>Материалы музеев, архивов и библиотек</w:t>
+      </w:r>
+    </w:p>
+    <w:p>
+      <w:pPr>
+        <w:widowControl/>
+      </w:pPr>
+      <w:r>
+        <w:rPr>
+          <w:sz w:val="20"/>
+        </w:rPr>
+        <w:t xml:space="preserve">1. Science Museum (London). Boulton &amp; Watt and steam power collections. </w:t>
       </w:r>
       <w:hyperlink r:id="rId11">
         <w:r>
           <w:rPr>
-            <w:color w:val="0563C1"/>
-            <w:u w:val="single"/>
+            <w:sz w:val="20"/>
           </w:rPr>
-          <w:t>https://www.britannica.com/technology/steam-engine</w:t>
+          <w:t>https://www.sciencemuseum.org.uk/objects-and-stories</w:t>
         </w:r>
       </w:hyperlink>
+      <w:r>
+        <w:rPr>
+          <w:sz w:val="20"/>
+        </w:rPr>
+      </w:r>
     </w:p>
     <w:p>
       <w:pPr>
-        <w:keepLines/>
-        <w:spacing w:after="80" w:line="300" w:lineRule="auto"/>
-        <w:numPr>
-          <w:ilvl w:val="0"/>
-          <w:numId w:val="12"/>
-        </w:numPr>
+        <w:widowControl/>
       </w:pPr>
       <w:r>
-        <w:t>Encyclopaedia Britannica. «James Watt».</w:t>
-      </w:r>
-      <w:r>
-        <w:t xml:space="preserve"> </w:t>
+        <w:rPr>
+          <w:sz w:val="20"/>
+        </w:rPr>
+        <w:t xml:space="preserve">2. Science and Industry Museum, Manchester. Industrial Revolution machinery. </w:t>
       </w:r>
       <w:hyperlink r:id="rId12">
         <w:r>
           <w:rPr>
-            <w:color w:val="0563C1"/>
-            <w:u w:val="single"/>
-          </w:rPr>
-          <w:t>https://www.britannica.com/biography/James-Watt</w:t>
-        </w:r>
-      </w:hyperlink>
-    </w:p>
-    <w:p>
-      <w:pPr>
-        <w:pStyle w:val="Heading2"/>
-      </w:pPr>
-      <w:r>
-        <w:t>D. Материалы музеев, архивов и библиотек</w:t>
-      </w:r>
-    </w:p>
-    <w:p>
-      <w:pPr>
-        <w:keepLines/>
-        <w:spacing w:after="80" w:line="300" w:lineRule="auto"/>
-        <w:numPr>
-          <w:ilvl w:val="0"/>
-          <w:numId w:val="13"/>
-        </w:numPr>
-      </w:pPr>
-      <w:r>
-        <w:t>Science Museum, Лондон. Коллекции Болтона и Уатта и история паровой энергетики.</w:t>
-      </w:r>
-      <w:r>
-        <w:t xml:space="preserve"> </w:t>
-      </w:r>
-      <w:hyperlink r:id="rId13">
-        <w:r>
-          <w:rPr>
-            <w:color w:val="0563C1"/>
-            <w:u w:val="single"/>
-          </w:rPr>
-          <w:t>https://www.sciencemuseum.org.uk/objects-and-stories</w:t>
-        </w:r>
-      </w:hyperlink>
-    </w:p>
-    <w:p>
-      <w:pPr>
-        <w:keepLines/>
-        <w:spacing w:after="80" w:line="300" w:lineRule="auto"/>
-        <w:numPr>
-          <w:ilvl w:val="0"/>
-          <w:numId w:val="13"/>
-        </w:numPr>
-      </w:pPr>
-      <w:r>
-        <w:t>Science and Industry Museum, Манчестер. Машины промышленной революции.</w:t>
-      </w:r>
-      <w:r>
-        <w:t xml:space="preserve"> </w:t>
-      </w:r>
-      <w:hyperlink r:id="rId14">
-        <w:r>
-          <w:rPr>
-            <w:color w:val="0563C1"/>
-            <w:u w:val="single"/>
+            <w:sz w:val="20"/>
           </w:rPr>
           <w:t>https://www.scienceandindustrymuseum.org.uk/</w:t>
         </w:r>
       </w:hyperlink>
+      <w:r>
+        <w:rPr>
+          <w:sz w:val="20"/>
+        </w:rPr>
+      </w:r>
     </w:p>
     <w:sectPr>
-      <w:headerReference w:type="default" r:id="rId9"/>
-      <w:footerReference w:type="default" r:id="rId10"/>
-      <w:pgSz w:w="12240" w:h="15840"/>
-      <w:pgMar w:top="1440" w:right="1440" w:bottom="1440" w:left="1440" w:header="708" w:footer="708" w:gutter="0"/>
+      <w:footerReference w:type="default" r:id="rId13"/>
+      <w:pgSz w:w="11906" w:h="16838"/>
+      <w:pgMar w:top="1020" w:right="1134" w:bottom="1020" w:left="1134" w:header="720" w:footer="720" w:gutter="0"/>
       <w:cols w:space="720"/>
       <w:docGrid w:linePitch="360"/>
     </w:sectPr>
@@ -450,60 +378,11 @@
   <w:p>
     <w:pPr>
       <w:pStyle w:val="Footer"/>
-      <w:spacing w:before="0" w:after="0"/>
       <w:jc w:val="right"/>
     </w:pPr>
-    <w:r>
-      <w:rPr>
-        <w:rFonts w:ascii="Calibri" w:hAnsi="Calibri" w:cs="Calibri"/>
-        <w:color w:val="666666"/>
-        <w:sz w:val="18"/>
-      </w:rPr>
-      <w:t xml:space="preserve">Страница </w:t>
-    </w:r>
-    <w:r>
-      <w:rPr>
-        <w:rFonts w:ascii="Calibri" w:hAnsi="Calibri" w:cs="Calibri"/>
-        <w:color w:val="666666"/>
-        <w:sz w:val="18"/>
-      </w:rPr>
-      <w:fldChar w:fldCharType="begin"/>
-      <w:instrText xml:space="preserve"> PAGE </w:instrText>
-      <w:fldChar w:fldCharType="separate"/>
-      <w:t>1</w:t>
-      <w:fldChar w:fldCharType="end"/>
-    </w:r>
+    <w:fldSimple w:instr="PAGE"/>
   </w:p>
 </w:ftr>
-</file>
-
-<file path=word/header1.xml><?xml version="1.0" encoding="utf-8"?>
-<w:hdr xmlns:m="http://schemas.openxmlformats.org/officeDocument/2006/math" xmlns:mc="http://schemas.openxmlformats.org/markup-compatibility/2006" xmlns:mo="http://schemas.microsoft.com/office/mac/office/2008/main" xmlns:mv="urn:schemas-microsoft-com:mac:vml" xmlns:o="urn:schemas-microsoft-com:office:office" xmlns:r="http://schemas.openxmlformats.org/officeDocument/2006/relationships" xmlns:v="urn:schemas-microsoft-com:vml" xmlns:w10="urn:schemas-microsoft-com:office:word" xmlns:w14="http://schemas.microsoft.com/office/word/2010/wordml" xmlns:w="http://schemas.openxmlformats.org/wordprocessingml/2006/main" xmlns:wne="http://schemas.microsoft.com/office/word/2006/wordml" xmlns:wp14="http://schemas.microsoft.com/office/word/2010/wordprocessingDrawing" xmlns:wp="http://schemas.openxmlformats.org/drawingml/2006/wordprocessingDrawing" xmlns:wpc="http://schemas.microsoft.com/office/word/2010/wordprocessingCanvas" xmlns:wpg="http://schemas.microsoft.com/office/word/2010/wordprocessingGroup" xmlns:wpi="http://schemas.microsoft.com/office/word/2010/wordprocessingInk" xmlns:wps="http://schemas.microsoft.com/office/word/2010/wordprocessingShape" mc:Ignorable="w14 wp14">
-  <w:p>
-    <w:pPr>
-      <w:pStyle w:val="Header"/>
-      <w:spacing w:after="0"/>
-      <w:jc w:val="left"/>
-    </w:pPr>
-    <w:r>
-      <w:rPr>
-        <w:rFonts w:ascii="Calibri" w:hAnsi="Calibri" w:cs="Calibri"/>
-        <w:b/>
-        <w:color w:val="666666"/>
-        <w:sz w:val="18"/>
-      </w:rPr>
-      <w:t>Открытия и изобретения</w:t>
-    </w:r>
-    <w:r>
-      <w:rPr>
-        <w:rFonts w:ascii="Calibri" w:hAnsi="Calibri" w:cs="Calibri"/>
-        <w:color w:val="666666"/>
-        <w:sz w:val="18"/>
-      </w:rPr>
-      <w:t xml:space="preserve">    |    3. Промышленность, энергетика и транспорт</w:t>
-    </w:r>
-  </w:p>
-</w:hdr>
 </file>
 
 <file path=word/numbering.xml><?xml version="1.0" encoding="utf-8"?>
@@ -706,78 +585,6 @@
   <w:num w:numId="9">
     <w:abstractNumId w:val="0"/>
   </w:num>
-  <w:abstractNum w:abstractNumId="9">
-    <w:multiLevelType w:val="singleLevel"/>
-    <w:lvl w:ilvl="0">
-      <w:start w:val="1"/>
-      <w:numFmt w:val="bullet"/>
-      <w:lvlText w:val="•"/>
-      <w:lvlJc w:val="left"/>
-      <w:pPr>
-        <w:tabs>
-          <w:tab w:val="num" w:pos="540"/>
-        </w:tabs>
-        <w:ind w:left="540" w:hanging="270"/>
-      </w:pPr>
-    </w:lvl>
-  </w:abstractNum>
-  <w:num w:numId="10">
-    <w:abstractNumId w:val="9"/>
-  </w:num>
-  <w:abstractNum w:abstractNumId="10">
-    <w:multiLevelType w:val="singleLevel"/>
-    <w:lvl w:ilvl="0">
-      <w:start w:val="1"/>
-      <w:numFmt w:val="decimal"/>
-      <w:lvlText w:val="%1."/>
-      <w:lvlJc w:val="left"/>
-      <w:pPr>
-        <w:tabs>
-          <w:tab w:val="num" w:pos="540"/>
-        </w:tabs>
-        <w:ind w:left="540" w:hanging="270"/>
-      </w:pPr>
-    </w:lvl>
-  </w:abstractNum>
-  <w:num w:numId="11">
-    <w:abstractNumId w:val="10"/>
-  </w:num>
-  <w:abstractNum w:abstractNumId="11">
-    <w:multiLevelType w:val="singleLevel"/>
-    <w:lvl w:ilvl="0">
-      <w:start w:val="1"/>
-      <w:numFmt w:val="decimal"/>
-      <w:lvlText w:val="%1."/>
-      <w:lvlJc w:val="left"/>
-      <w:pPr>
-        <w:tabs>
-          <w:tab w:val="num" w:pos="540"/>
-        </w:tabs>
-        <w:ind w:left="540" w:hanging="270"/>
-      </w:pPr>
-    </w:lvl>
-  </w:abstractNum>
-  <w:num w:numId="12">
-    <w:abstractNumId w:val="11"/>
-  </w:num>
-  <w:abstractNum w:abstractNumId="12">
-    <w:multiLevelType w:val="singleLevel"/>
-    <w:lvl w:ilvl="0">
-      <w:start w:val="1"/>
-      <w:numFmt w:val="decimal"/>
-      <w:lvlText w:val="%1."/>
-      <w:lvlJc w:val="left"/>
-      <w:pPr>
-        <w:tabs>
-          <w:tab w:val="num" w:pos="540"/>
-        </w:tabs>
-        <w:ind w:left="540" w:hanging="270"/>
-      </w:pPr>
-    </w:lvl>
-  </w:abstractNum>
-  <w:num w:numId="13">
-    <w:abstractNumId w:val="12"/>
-  </w:num>
 </w:numbering>
 </file>
 
@@ -786,7 +593,7 @@
   <w:docDefaults>
     <w:rPrDefault>
       <w:rPr>
-        <w:rFonts w:asciiTheme="minorHAnsi" w:eastAsiaTheme="minorEastAsia" w:hAnsiTheme="minorHAnsi" w:cstheme="minorBidi"/>
+        <w:rFonts/>
         <w:sz w:val="22"/>
         <w:szCs w:val="22"/>
         <w:lang w:val="en-US" w:eastAsia="en-US" w:bidi="ar-SA"/>
@@ -942,12 +749,13 @@
     <w:qFormat/>
     <w:rsid w:val="00FC693F"/>
     <w:pPr>
-      <w:widowControl/>
-      <w:spacing w:before="0" w:after="120" w:line="300" w:lineRule="auto"/>
+      <w:spacing w:after="120" w:line="259" w:lineRule="auto"/>
     </w:pPr>
     <w:rPr>
-      <w:rFonts w:ascii="Calibri" w:hAnsi="Calibri" w:cs="Calibri"/>
-      <w:sz w:val="22"/>
+      <w:rFonts w:ascii="Times New Roman" w:hAnsi="Times New Roman"/>
+      <w:color w:val="000000"/>
+      <w:sz w:val="24"/>
+      <w:lang w:val="ru-RU"/>
     </w:rPr>
   </w:style>
   <w:style w:type="paragraph" w:styleId="Header">
@@ -1005,16 +813,17 @@
     <w:pPr>
       <w:keepNext/>
       <w:keepLines/>
-      <w:spacing w:before="360" w:after="200"/>
+      <w:spacing w:before="480" w:after="120" w:line="259" w:lineRule="auto"/>
       <w:outlineLvl w:val="0"/>
     </w:pPr>
     <w:rPr>
-      <w:rFonts w:asciiTheme="majorHAnsi" w:eastAsiaTheme="majorEastAsia" w:hAnsiTheme="majorHAnsi" w:cstheme="majorBidi" w:ascii="Calibri" w:hAnsi="Calibri" w:cs="Calibri"/>
+      <w:rFonts w:ascii="Times New Roman" w:hAnsi="Times New Roman"/>
       <w:b/>
       <w:bCs/>
-      <w:color w:val="2E74B5"/>
-      <w:sz w:val="32"/>
+      <w:color w:val="000000"/>
+      <w:sz w:val="26"/>
       <w:szCs w:val="28"/>
+      <w:lang w:val="ru-RU"/>
     </w:rPr>
   </w:style>
   <w:style w:type="paragraph" w:styleId="Heading2">
@@ -1029,16 +838,17 @@
     <w:pPr>
       <w:keepNext/>
       <w:keepLines/>
-      <w:spacing w:before="280" w:after="140"/>
+      <w:spacing w:before="200" w:after="120" w:line="259" w:lineRule="auto"/>
       <w:outlineLvl w:val="1"/>
     </w:pPr>
     <w:rPr>
-      <w:rFonts w:asciiTheme="majorHAnsi" w:eastAsiaTheme="majorEastAsia" w:hAnsiTheme="majorHAnsi" w:cstheme="majorBidi" w:ascii="Calibri" w:hAnsi="Calibri" w:cs="Calibri"/>
+      <w:rFonts w:ascii="Times New Roman" w:hAnsi="Times New Roman"/>
       <w:b/>
       <w:bCs/>
-      <w:color w:val="2E74B5"/>
+      <w:color w:val="000000"/>
       <w:sz w:val="26"/>
       <w:szCs w:val="26"/>
+      <w:lang w:val="ru-RU"/>
     </w:rPr>
   </w:style>
   <w:style w:type="paragraph" w:styleId="Heading3">
@@ -1053,15 +863,14 @@
     <w:pPr>
       <w:keepNext/>
       <w:keepLines/>
-      <w:spacing w:before="200" w:after="100"/>
+      <w:spacing w:before="200" w:after="0"/>
       <w:outlineLvl w:val="2"/>
     </w:pPr>
     <w:rPr>
-      <w:rFonts w:asciiTheme="majorHAnsi" w:eastAsiaTheme="majorEastAsia" w:hAnsiTheme="majorHAnsi" w:cstheme="majorBidi" w:ascii="Calibri" w:hAnsi="Calibri" w:cs="Calibri"/>
+      <w:rFonts/>
       <w:b/>
       <w:bCs/>
-      <w:color w:val="1F4D78"/>
-      <w:sz w:val="24"/>
+      <w:color w:val="4F81BD" w:themeColor="accent1"/>
     </w:rPr>
   </w:style>
   <w:style w:type="paragraph" w:styleId="Heading4">
@@ -1081,7 +890,7 @@
       <w:outlineLvl w:val="3"/>
     </w:pPr>
     <w:rPr>
-      <w:rFonts w:asciiTheme="majorHAnsi" w:eastAsiaTheme="majorEastAsia" w:hAnsiTheme="majorHAnsi" w:cstheme="majorBidi"/>
+      <w:rFonts/>
       <w:b/>
       <w:bCs/>
       <w:i/>
@@ -1106,7 +915,7 @@
       <w:outlineLvl w:val="4"/>
     </w:pPr>
     <w:rPr>
-      <w:rFonts w:asciiTheme="majorHAnsi" w:eastAsiaTheme="majorEastAsia" w:hAnsiTheme="majorHAnsi" w:cstheme="majorBidi"/>
+      <w:rFonts/>
       <w:color w:val="243F60" w:themeColor="accent1" w:themeShade="7F"/>
     </w:rPr>
   </w:style>
@@ -1127,7 +936,7 @@
       <w:outlineLvl w:val="5"/>
     </w:pPr>
     <w:rPr>
-      <w:rFonts w:asciiTheme="majorHAnsi" w:eastAsiaTheme="majorEastAsia" w:hAnsiTheme="majorHAnsi" w:cstheme="majorBidi"/>
+      <w:rFonts/>
       <w:i/>
       <w:iCs/>
       <w:color w:val="243F60" w:themeColor="accent1" w:themeShade="7F"/>
@@ -1150,7 +959,7 @@
       <w:outlineLvl w:val="6"/>
     </w:pPr>
     <w:rPr>
-      <w:rFonts w:asciiTheme="majorHAnsi" w:eastAsiaTheme="majorEastAsia" w:hAnsiTheme="majorHAnsi" w:cstheme="majorBidi"/>
+      <w:rFonts/>
       <w:i/>
       <w:iCs/>
       <w:color w:val="404040" w:themeColor="text1" w:themeTint="BF"/>
@@ -1173,7 +982,7 @@
       <w:outlineLvl w:val="7"/>
     </w:pPr>
     <w:rPr>
-      <w:rFonts w:asciiTheme="majorHAnsi" w:eastAsiaTheme="majorEastAsia" w:hAnsiTheme="majorHAnsi" w:cstheme="majorBidi"/>
+      <w:rFonts/>
       <w:color w:val="4F81BD" w:themeColor="accent1"/>
       <w:sz w:val="20"/>
       <w:szCs w:val="20"/>
@@ -1196,7 +1005,7 @@
       <w:outlineLvl w:val="8"/>
     </w:pPr>
     <w:rPr>
-      <w:rFonts w:asciiTheme="majorHAnsi" w:eastAsiaTheme="majorEastAsia" w:hAnsiTheme="majorHAnsi" w:cstheme="majorBidi"/>
+      <w:rFonts/>
       <w:i/>
       <w:iCs/>
       <w:color w:val="404040" w:themeColor="text1" w:themeTint="BF"/>
@@ -1247,7 +1056,7 @@
     <w:uiPriority w:val="9"/>
     <w:rsid w:val="00FC693F"/>
     <w:rPr>
-      <w:rFonts w:asciiTheme="majorHAnsi" w:eastAsiaTheme="majorEastAsia" w:hAnsiTheme="majorHAnsi" w:cstheme="majorBidi"/>
+      <w:rFonts/>
       <w:b/>
       <w:bCs/>
       <w:color w:val="365F91" w:themeColor="accent1" w:themeShade="BF"/>
@@ -1262,7 +1071,7 @@
     <w:uiPriority w:val="9"/>
     <w:rsid w:val="00FC693F"/>
     <w:rPr>
-      <w:rFonts w:asciiTheme="majorHAnsi" w:eastAsiaTheme="majorEastAsia" w:hAnsiTheme="majorHAnsi" w:cstheme="majorBidi"/>
+      <w:rFonts/>
       <w:b/>
       <w:bCs/>
       <w:color w:val="4F81BD" w:themeColor="accent1"/>
@@ -1277,7 +1086,7 @@
     <w:uiPriority w:val="9"/>
     <w:rsid w:val="00FC693F"/>
     <w:rPr>
-      <w:rFonts w:asciiTheme="majorHAnsi" w:eastAsiaTheme="majorEastAsia" w:hAnsiTheme="majorHAnsi" w:cstheme="majorBidi"/>
+      <w:rFonts/>
       <w:b/>
       <w:bCs/>
       <w:color w:val="4F81BD" w:themeColor="accent1"/>
@@ -1292,19 +1101,17 @@
     <w:qFormat/>
     <w:rsid w:val="00FC693F"/>
     <w:pPr>
-      <w:pBdr>
-        <w:bottom w:val="single" w:sz="8" w:space="4" w:color="4F81BD" w:themeColor="accent1"/>
-      </w:pBdr>
-      <w:spacing w:after="300" w:line="240" w:lineRule="auto"/>
+      <w:spacing w:after="120" w:line="259" w:lineRule="auto"/>
       <w:contextualSpacing/>
     </w:pPr>
     <w:rPr>
-      <w:rFonts w:asciiTheme="majorHAnsi" w:eastAsiaTheme="majorEastAsia" w:hAnsiTheme="majorHAnsi" w:cstheme="majorBidi"/>
-      <w:color w:val="17365D" w:themeColor="text2" w:themeShade="BF"/>
+      <w:rFonts w:ascii="Times New Roman" w:hAnsi="Times New Roman"/>
+      <w:color w:val="000000"/>
       <w:spacing w:val="5"/>
       <w:kern w:val="28"/>
-      <w:sz w:val="52"/>
+      <w:sz w:val="40"/>
       <w:szCs w:val="52"/>
+      <w:lang w:val="ru-RU"/>
     </w:rPr>
   </w:style>
   <w:style w:type="character" w:customStyle="1" w:styleId="TitleChar">
@@ -1314,7 +1121,7 @@
     <w:uiPriority w:val="10"/>
     <w:rsid w:val="00FC693F"/>
     <w:rPr>
-      <w:rFonts w:asciiTheme="majorHAnsi" w:eastAsiaTheme="majorEastAsia" w:hAnsiTheme="majorHAnsi" w:cstheme="majorBidi"/>
+      <w:rFonts/>
       <w:color w:val="17365D" w:themeColor="text2" w:themeShade="BF"/>
       <w:spacing w:val="5"/>
       <w:kern w:val="28"/>
@@ -1336,7 +1143,7 @@
       </w:numPr>
     </w:pPr>
     <w:rPr>
-      <w:rFonts w:asciiTheme="majorHAnsi" w:eastAsiaTheme="majorEastAsia" w:hAnsiTheme="majorHAnsi" w:cstheme="majorBidi"/>
+      <w:rFonts/>
       <w:i/>
       <w:iCs/>
       <w:color w:val="4F81BD" w:themeColor="accent1"/>
@@ -1352,7 +1159,7 @@
     <w:uiPriority w:val="11"/>
     <w:rsid w:val="00FC693F"/>
     <w:rPr>
-      <w:rFonts w:asciiTheme="majorHAnsi" w:eastAsiaTheme="majorEastAsia" w:hAnsiTheme="majorHAnsi" w:cstheme="majorBidi"/>
+      <w:rFonts/>
       <w:i/>
       <w:iCs/>
       <w:color w:val="4F81BD" w:themeColor="accent1"/>
@@ -1477,8 +1284,15 @@
       <w:numPr>
         <w:numId w:val="1"/>
       </w:numPr>
+      <w:spacing w:after="120" w:line="259" w:lineRule="auto"/>
       <w:contextualSpacing/>
     </w:pPr>
+    <w:rPr>
+      <w:rFonts w:ascii="Times New Roman" w:hAnsi="Times New Roman"/>
+      <w:color w:val="000000"/>
+      <w:sz w:val="24"/>
+      <w:lang w:val="ru-RU"/>
+    </w:rPr>
   </w:style>
   <w:style w:type="paragraph" w:styleId="ListBullet2">
     <w:name w:val="List Bullet 2"/>
@@ -1650,7 +1464,7 @@
     <w:semiHidden/>
     <w:rsid w:val="00FC693F"/>
     <w:rPr>
-      <w:rFonts w:asciiTheme="majorHAnsi" w:eastAsiaTheme="majorEastAsia" w:hAnsiTheme="majorHAnsi" w:cstheme="majorBidi"/>
+      <w:rFonts/>
       <w:b/>
       <w:bCs/>
       <w:i/>
@@ -1666,7 +1480,7 @@
     <w:semiHidden/>
     <w:rsid w:val="00FC693F"/>
     <w:rPr>
-      <w:rFonts w:asciiTheme="majorHAnsi" w:eastAsiaTheme="majorEastAsia" w:hAnsiTheme="majorHAnsi" w:cstheme="majorBidi"/>
+      <w:rFonts/>
       <w:color w:val="243F60" w:themeColor="accent1" w:themeShade="7F"/>
     </w:rPr>
   </w:style>
@@ -1678,7 +1492,7 @@
     <w:semiHidden/>
     <w:rsid w:val="00FC693F"/>
     <w:rPr>
-      <w:rFonts w:asciiTheme="majorHAnsi" w:eastAsiaTheme="majorEastAsia" w:hAnsiTheme="majorHAnsi" w:cstheme="majorBidi"/>
+      <w:rFonts/>
       <w:i/>
       <w:iCs/>
       <w:color w:val="243F60" w:themeColor="accent1" w:themeShade="7F"/>
@@ -1692,7 +1506,7 @@
     <w:semiHidden/>
     <w:rsid w:val="00FC693F"/>
     <w:rPr>
-      <w:rFonts w:asciiTheme="majorHAnsi" w:eastAsiaTheme="majorEastAsia" w:hAnsiTheme="majorHAnsi" w:cstheme="majorBidi"/>
+      <w:rFonts/>
       <w:i/>
       <w:iCs/>
       <w:color w:val="404040" w:themeColor="text1" w:themeTint="BF"/>
@@ -1706,7 +1520,7 @@
     <w:semiHidden/>
     <w:rsid w:val="00FC693F"/>
     <w:rPr>
-      <w:rFonts w:asciiTheme="majorHAnsi" w:eastAsiaTheme="majorEastAsia" w:hAnsiTheme="majorHAnsi" w:cstheme="majorBidi"/>
+      <w:rFonts/>
       <w:color w:val="4F81BD" w:themeColor="accent1"/>
       <w:sz w:val="20"/>
       <w:szCs w:val="20"/>
@@ -1720,7 +1534,7 @@
     <w:semiHidden/>
     <w:rsid w:val="00FC693F"/>
     <w:rPr>
-      <w:rFonts w:asciiTheme="majorHAnsi" w:eastAsiaTheme="majorEastAsia" w:hAnsiTheme="majorHAnsi" w:cstheme="majorBidi"/>
+      <w:rFonts/>
       <w:i/>
       <w:iCs/>
       <w:color w:val="404040" w:themeColor="text1" w:themeTint="BF"/>
@@ -1779,9 +1593,6 @@
     <w:qFormat/>
     <w:rsid w:val="00FC693F"/>
     <w:pPr>
-      <w:pBdr>
-        <w:bottom w:val="single" w:sz="4" w:space="4" w:color="4F81BD" w:themeColor="accent1"/>
-      </w:pBdr>
       <w:spacing w:before="200" w:after="280"/>
       <w:ind w:left="936" w:right="936"/>
     </w:pPr>
@@ -3309,7 +3120,7 @@
         <w:spacing w:before="0" w:after="0" w:line="240" w:lineRule="auto"/>
       </w:pPr>
       <w:rPr>
-        <w:rFonts w:asciiTheme="majorHAnsi" w:eastAsiaTheme="majorEastAsia" w:hAnsiTheme="majorHAnsi" w:cstheme="majorBidi"/>
+        <w:rFonts/>
         <w:b/>
         <w:bCs/>
       </w:rPr>
@@ -3330,7 +3141,7 @@
         <w:spacing w:before="0" w:after="0" w:line="240" w:lineRule="auto"/>
       </w:pPr>
       <w:rPr>
-        <w:rFonts w:asciiTheme="majorHAnsi" w:eastAsiaTheme="majorEastAsia" w:hAnsiTheme="majorHAnsi" w:cstheme="majorBidi"/>
+        <w:rFonts/>
         <w:b/>
         <w:bCs/>
       </w:rPr>
@@ -3348,14 +3159,14 @@
     </w:tblStylePr>
     <w:tblStylePr w:type="firstCol">
       <w:rPr>
-        <w:rFonts w:asciiTheme="majorHAnsi" w:eastAsiaTheme="majorEastAsia" w:hAnsiTheme="majorHAnsi" w:cstheme="majorBidi"/>
+        <w:rFonts/>
         <w:b/>
         <w:bCs/>
       </w:rPr>
     </w:tblStylePr>
     <w:tblStylePr w:type="lastCol">
       <w:rPr>
-        <w:rFonts w:asciiTheme="majorHAnsi" w:eastAsiaTheme="majorEastAsia" w:hAnsiTheme="majorHAnsi" w:cstheme="majorBidi"/>
+        <w:rFonts/>
         <w:b/>
         <w:bCs/>
       </w:rPr>
@@ -3439,7 +3250,7 @@
         <w:spacing w:before="0" w:after="0" w:line="240" w:lineRule="auto"/>
       </w:pPr>
       <w:rPr>
-        <w:rFonts w:asciiTheme="majorHAnsi" w:eastAsiaTheme="majorEastAsia" w:hAnsiTheme="majorHAnsi" w:cstheme="majorBidi"/>
+        <w:rFonts/>
         <w:b/>
         <w:bCs/>
       </w:rPr>
@@ -3460,7 +3271,7 @@
         <w:spacing w:before="0" w:after="0" w:line="240" w:lineRule="auto"/>
       </w:pPr>
       <w:rPr>
-        <w:rFonts w:asciiTheme="majorHAnsi" w:eastAsiaTheme="majorEastAsia" w:hAnsiTheme="majorHAnsi" w:cstheme="majorBidi"/>
+        <w:rFonts/>
         <w:b/>
         <w:bCs/>
       </w:rPr>
@@ -3478,14 +3289,14 @@
     </w:tblStylePr>
     <w:tblStylePr w:type="firstCol">
       <w:rPr>
-        <w:rFonts w:asciiTheme="majorHAnsi" w:eastAsiaTheme="majorEastAsia" w:hAnsiTheme="majorHAnsi" w:cstheme="majorBidi"/>
+        <w:rFonts/>
         <w:b/>
         <w:bCs/>
       </w:rPr>
     </w:tblStylePr>
     <w:tblStylePr w:type="lastCol">
       <w:rPr>
-        <w:rFonts w:asciiTheme="majorHAnsi" w:eastAsiaTheme="majorEastAsia" w:hAnsiTheme="majorHAnsi" w:cstheme="majorBidi"/>
+        <w:rFonts/>
         <w:b/>
         <w:bCs/>
       </w:rPr>
@@ -3569,7 +3380,7 @@
         <w:spacing w:before="0" w:after="0" w:line="240" w:lineRule="auto"/>
       </w:pPr>
       <w:rPr>
-        <w:rFonts w:asciiTheme="majorHAnsi" w:eastAsiaTheme="majorEastAsia" w:hAnsiTheme="majorHAnsi" w:cstheme="majorBidi"/>
+        <w:rFonts/>
         <w:b/>
         <w:bCs/>
       </w:rPr>
@@ -3590,7 +3401,7 @@
         <w:spacing w:before="0" w:after="0" w:line="240" w:lineRule="auto"/>
       </w:pPr>
       <w:rPr>
-        <w:rFonts w:asciiTheme="majorHAnsi" w:eastAsiaTheme="majorEastAsia" w:hAnsiTheme="majorHAnsi" w:cstheme="majorBidi"/>
+        <w:rFonts/>
         <w:b/>
         <w:bCs/>
       </w:rPr>
@@ -3608,14 +3419,14 @@
     </w:tblStylePr>
     <w:tblStylePr w:type="firstCol">
       <w:rPr>
-        <w:rFonts w:asciiTheme="majorHAnsi" w:eastAsiaTheme="majorEastAsia" w:hAnsiTheme="majorHAnsi" w:cstheme="majorBidi"/>
+        <w:rFonts/>
         <w:b/>
         <w:bCs/>
       </w:rPr>
     </w:tblStylePr>
     <w:tblStylePr w:type="lastCol">
       <w:rPr>
-        <w:rFonts w:asciiTheme="majorHAnsi" w:eastAsiaTheme="majorEastAsia" w:hAnsiTheme="majorHAnsi" w:cstheme="majorBidi"/>
+        <w:rFonts/>
         <w:b/>
         <w:bCs/>
       </w:rPr>
@@ -3699,7 +3510,7 @@
         <w:spacing w:before="0" w:after="0" w:line="240" w:lineRule="auto"/>
       </w:pPr>
       <w:rPr>
-        <w:rFonts w:asciiTheme="majorHAnsi" w:eastAsiaTheme="majorEastAsia" w:hAnsiTheme="majorHAnsi" w:cstheme="majorBidi"/>
+        <w:rFonts/>
         <w:b/>
         <w:bCs/>
       </w:rPr>
@@ -3720,7 +3531,7 @@
         <w:spacing w:before="0" w:after="0" w:line="240" w:lineRule="auto"/>
       </w:pPr>
       <w:rPr>
-        <w:rFonts w:asciiTheme="majorHAnsi" w:eastAsiaTheme="majorEastAsia" w:hAnsiTheme="majorHAnsi" w:cstheme="majorBidi"/>
+        <w:rFonts/>
         <w:b/>
         <w:bCs/>
       </w:rPr>
@@ -3738,14 +3549,14 @@
     </w:tblStylePr>
     <w:tblStylePr w:type="firstCol">
       <w:rPr>
-        <w:rFonts w:asciiTheme="majorHAnsi" w:eastAsiaTheme="majorEastAsia" w:hAnsiTheme="majorHAnsi" w:cstheme="majorBidi"/>
+        <w:rFonts/>
         <w:b/>
         <w:bCs/>
       </w:rPr>
     </w:tblStylePr>
     <w:tblStylePr w:type="lastCol">
       <w:rPr>
-        <w:rFonts w:asciiTheme="majorHAnsi" w:eastAsiaTheme="majorEastAsia" w:hAnsiTheme="majorHAnsi" w:cstheme="majorBidi"/>
+        <w:rFonts/>
         <w:b/>
         <w:bCs/>
       </w:rPr>
@@ -3829,7 +3640,7 @@
         <w:spacing w:before="0" w:after="0" w:line="240" w:lineRule="auto"/>
       </w:pPr>
       <w:rPr>
-        <w:rFonts w:asciiTheme="majorHAnsi" w:eastAsiaTheme="majorEastAsia" w:hAnsiTheme="majorHAnsi" w:cstheme="majorBidi"/>
+        <w:rFonts/>
         <w:b/>
         <w:bCs/>
       </w:rPr>
@@ -3850,7 +3661,7 @@
         <w:spacing w:before="0" w:after="0" w:line="240" w:lineRule="auto"/>
       </w:pPr>
       <w:rPr>
-        <w:rFonts w:asciiTheme="majorHAnsi" w:eastAsiaTheme="majorEastAsia" w:hAnsiTheme="majorHAnsi" w:cstheme="majorBidi"/>
+        <w:rFonts/>
         <w:b/>
         <w:bCs/>
       </w:rPr>
@@ -3868,14 +3679,14 @@
     </w:tblStylePr>
     <w:tblStylePr w:type="firstCol">
       <w:rPr>
-        <w:rFonts w:asciiTheme="majorHAnsi" w:eastAsiaTheme="majorEastAsia" w:hAnsiTheme="majorHAnsi" w:cstheme="majorBidi"/>
+        <w:rFonts/>
         <w:b/>
         <w:bCs/>
       </w:rPr>
     </w:tblStylePr>
     <w:tblStylePr w:type="lastCol">
       <w:rPr>
-        <w:rFonts w:asciiTheme="majorHAnsi" w:eastAsiaTheme="majorEastAsia" w:hAnsiTheme="majorHAnsi" w:cstheme="majorBidi"/>
+        <w:rFonts/>
         <w:b/>
         <w:bCs/>
       </w:rPr>
@@ -3959,7 +3770,7 @@
         <w:spacing w:before="0" w:after="0" w:line="240" w:lineRule="auto"/>
       </w:pPr>
       <w:rPr>
-        <w:rFonts w:asciiTheme="majorHAnsi" w:eastAsiaTheme="majorEastAsia" w:hAnsiTheme="majorHAnsi" w:cstheme="majorBidi"/>
+        <w:rFonts/>
         <w:b/>
         <w:bCs/>
       </w:rPr>
@@ -3980,7 +3791,7 @@
         <w:spacing w:before="0" w:after="0" w:line="240" w:lineRule="auto"/>
       </w:pPr>
       <w:rPr>
-        <w:rFonts w:asciiTheme="majorHAnsi" w:eastAsiaTheme="majorEastAsia" w:hAnsiTheme="majorHAnsi" w:cstheme="majorBidi"/>
+        <w:rFonts/>
         <w:b/>
         <w:bCs/>
       </w:rPr>
@@ -3998,14 +3809,14 @@
     </w:tblStylePr>
     <w:tblStylePr w:type="firstCol">
       <w:rPr>
-        <w:rFonts w:asciiTheme="majorHAnsi" w:eastAsiaTheme="majorEastAsia" w:hAnsiTheme="majorHAnsi" w:cstheme="majorBidi"/>
+        <w:rFonts/>
         <w:b/>
         <w:bCs/>
       </w:rPr>
     </w:tblStylePr>
     <w:tblStylePr w:type="lastCol">
       <w:rPr>
-        <w:rFonts w:asciiTheme="majorHAnsi" w:eastAsiaTheme="majorEastAsia" w:hAnsiTheme="majorHAnsi" w:cstheme="majorBidi"/>
+        <w:rFonts/>
         <w:b/>
         <w:bCs/>
       </w:rPr>
@@ -4089,7 +3900,7 @@
         <w:spacing w:before="0" w:after="0" w:line="240" w:lineRule="auto"/>
       </w:pPr>
       <w:rPr>
-        <w:rFonts w:asciiTheme="majorHAnsi" w:eastAsiaTheme="majorEastAsia" w:hAnsiTheme="majorHAnsi" w:cstheme="majorBidi"/>
+        <w:rFonts/>
         <w:b/>
         <w:bCs/>
       </w:rPr>
@@ -4110,7 +3921,7 @@
         <w:spacing w:before="0" w:after="0" w:line="240" w:lineRule="auto"/>
       </w:pPr>
       <w:rPr>
-        <w:rFonts w:asciiTheme="majorHAnsi" w:eastAsiaTheme="majorEastAsia" w:hAnsiTheme="majorHAnsi" w:cstheme="majorBidi"/>
+        <w:rFonts/>
         <w:b/>
         <w:bCs/>
       </w:rPr>
@@ -4128,14 +3939,14 @@
     </w:tblStylePr>
     <w:tblStylePr w:type="firstCol">
       <w:rPr>
-        <w:rFonts w:asciiTheme="majorHAnsi" w:eastAsiaTheme="majorEastAsia" w:hAnsiTheme="majorHAnsi" w:cstheme="majorBidi"/>
+        <w:rFonts/>
         <w:b/>
         <w:bCs/>
       </w:rPr>
     </w:tblStylePr>
     <w:tblStylePr w:type="lastCol">
       <w:rPr>
-        <w:rFonts w:asciiTheme="majorHAnsi" w:eastAsiaTheme="majorEastAsia" w:hAnsiTheme="majorHAnsi" w:cstheme="majorBidi"/>
+        <w:rFonts/>
         <w:b/>
         <w:bCs/>
       </w:rPr>
@@ -6000,7 +5811,7 @@
     </w:tblPr>
     <w:tblStylePr w:type="firstRow">
       <w:rPr>
-        <w:rFonts w:asciiTheme="majorHAnsi" w:eastAsiaTheme="majorEastAsia" w:hAnsiTheme="majorHAnsi" w:cstheme="majorBidi"/>
+        <w:rFonts/>
       </w:rPr>
       <w:tblPr/>
       <w:tcPr>
@@ -6084,7 +5895,7 @@
     </w:tblPr>
     <w:tblStylePr w:type="firstRow">
       <w:rPr>
-        <w:rFonts w:asciiTheme="majorHAnsi" w:eastAsiaTheme="majorEastAsia" w:hAnsiTheme="majorHAnsi" w:cstheme="majorBidi"/>
+        <w:rFonts/>
       </w:rPr>
       <w:tblPr/>
       <w:tcPr>
@@ -6168,7 +5979,7 @@
     </w:tblPr>
     <w:tblStylePr w:type="firstRow">
       <w:rPr>
-        <w:rFonts w:asciiTheme="majorHAnsi" w:eastAsiaTheme="majorEastAsia" w:hAnsiTheme="majorHAnsi" w:cstheme="majorBidi"/>
+        <w:rFonts/>
       </w:rPr>
       <w:tblPr/>
       <w:tcPr>
@@ -6252,7 +6063,7 @@
     </w:tblPr>
     <w:tblStylePr w:type="firstRow">
       <w:rPr>
-        <w:rFonts w:asciiTheme="majorHAnsi" w:eastAsiaTheme="majorEastAsia" w:hAnsiTheme="majorHAnsi" w:cstheme="majorBidi"/>
+        <w:rFonts/>
       </w:rPr>
       <w:tblPr/>
       <w:tcPr>
@@ -6336,7 +6147,7 @@
     </w:tblPr>
     <w:tblStylePr w:type="firstRow">
       <w:rPr>
-        <w:rFonts w:asciiTheme="majorHAnsi" w:eastAsiaTheme="majorEastAsia" w:hAnsiTheme="majorHAnsi" w:cstheme="majorBidi"/>
+        <w:rFonts/>
       </w:rPr>
       <w:tblPr/>
       <w:tcPr>
@@ -6420,7 +6231,7 @@
     </w:tblPr>
     <w:tblStylePr w:type="firstRow">
       <w:rPr>
-        <w:rFonts w:asciiTheme="majorHAnsi" w:eastAsiaTheme="majorEastAsia" w:hAnsiTheme="majorHAnsi" w:cstheme="majorBidi"/>
+        <w:rFonts/>
       </w:rPr>
       <w:tblPr/>
       <w:tcPr>
@@ -6504,7 +6315,7 @@
     </w:tblPr>
     <w:tblStylePr w:type="firstRow">
       <w:rPr>
-        <w:rFonts w:asciiTheme="majorHAnsi" w:eastAsiaTheme="majorEastAsia" w:hAnsiTheme="majorHAnsi" w:cstheme="majorBidi"/>
+        <w:rFonts/>
       </w:rPr>
       <w:tblPr/>
       <w:tcPr>
@@ -6569,7 +6380,7 @@
       <w:spacing w:after="0" w:line="240" w:lineRule="auto"/>
     </w:pPr>
     <w:rPr>
-      <w:rFonts w:asciiTheme="majorHAnsi" w:eastAsiaTheme="majorEastAsia" w:hAnsiTheme="majorHAnsi" w:cstheme="majorBidi"/>
+      <w:rFonts/>
       <w:color w:val="000000" w:themeColor="text1"/>
     </w:rPr>
     <w:tblPr>
@@ -6697,7 +6508,7 @@
       <w:spacing w:after="0" w:line="240" w:lineRule="auto"/>
     </w:pPr>
     <w:rPr>
-      <w:rFonts w:asciiTheme="majorHAnsi" w:eastAsiaTheme="majorEastAsia" w:hAnsiTheme="majorHAnsi" w:cstheme="majorBidi"/>
+      <w:rFonts/>
       <w:color w:val="000000" w:themeColor="text1"/>
     </w:rPr>
     <w:tblPr>
@@ -6825,7 +6636,7 @@
       <w:spacing w:after="0" w:line="240" w:lineRule="auto"/>
     </w:pPr>
     <w:rPr>
-      <w:rFonts w:asciiTheme="majorHAnsi" w:eastAsiaTheme="majorEastAsia" w:hAnsiTheme="majorHAnsi" w:cstheme="majorBidi"/>
+      <w:rFonts/>
       <w:color w:val="000000" w:themeColor="text1"/>
     </w:rPr>
     <w:tblPr>
@@ -6953,7 +6764,7 @@
       <w:spacing w:after="0" w:line="240" w:lineRule="auto"/>
     </w:pPr>
     <w:rPr>
-      <w:rFonts w:asciiTheme="majorHAnsi" w:eastAsiaTheme="majorEastAsia" w:hAnsiTheme="majorHAnsi" w:cstheme="majorBidi"/>
+      <w:rFonts/>
       <w:color w:val="000000" w:themeColor="text1"/>
     </w:rPr>
     <w:tblPr>
@@ -7081,7 +6892,7 @@
       <w:spacing w:after="0" w:line="240" w:lineRule="auto"/>
     </w:pPr>
     <w:rPr>
-      <w:rFonts w:asciiTheme="majorHAnsi" w:eastAsiaTheme="majorEastAsia" w:hAnsiTheme="majorHAnsi" w:cstheme="majorBidi"/>
+      <w:rFonts/>
       <w:color w:val="000000" w:themeColor="text1"/>
     </w:rPr>
     <w:tblPr>
@@ -7209,7 +7020,7 @@
       <w:spacing w:after="0" w:line="240" w:lineRule="auto"/>
     </w:pPr>
     <w:rPr>
-      <w:rFonts w:asciiTheme="majorHAnsi" w:eastAsiaTheme="majorEastAsia" w:hAnsiTheme="majorHAnsi" w:cstheme="majorBidi"/>
+      <w:rFonts/>
       <w:color w:val="000000" w:themeColor="text1"/>
     </w:rPr>
     <w:tblPr>
@@ -7337,7 +7148,7 @@
       <w:spacing w:after="0" w:line="240" w:lineRule="auto"/>
     </w:pPr>
     <w:rPr>
-      <w:rFonts w:asciiTheme="majorHAnsi" w:eastAsiaTheme="majorEastAsia" w:hAnsiTheme="majorHAnsi" w:cstheme="majorBidi"/>
+      <w:rFonts/>
       <w:color w:val="000000" w:themeColor="text1"/>
     </w:rPr>
     <w:tblPr>
@@ -7976,7 +7787,7 @@
       <w:spacing w:after="0" w:line="240" w:lineRule="auto"/>
     </w:pPr>
     <w:rPr>
-      <w:rFonts w:asciiTheme="majorHAnsi" w:eastAsiaTheme="majorEastAsia" w:hAnsiTheme="majorHAnsi" w:cstheme="majorBidi"/>
+      <w:rFonts/>
       <w:color w:val="000000" w:themeColor="text1"/>
     </w:rPr>
     <w:tblPr>
@@ -8101,7 +7912,7 @@
       <w:spacing w:after="0" w:line="240" w:lineRule="auto"/>
     </w:pPr>
     <w:rPr>
-      <w:rFonts w:asciiTheme="majorHAnsi" w:eastAsiaTheme="majorEastAsia" w:hAnsiTheme="majorHAnsi" w:cstheme="majorBidi"/>
+      <w:rFonts/>
       <w:color w:val="000000" w:themeColor="text1"/>
     </w:rPr>
     <w:tblPr>
@@ -8226,7 +8037,7 @@
       <w:spacing w:after="0" w:line="240" w:lineRule="auto"/>
     </w:pPr>
     <w:rPr>
-      <w:rFonts w:asciiTheme="majorHAnsi" w:eastAsiaTheme="majorEastAsia" w:hAnsiTheme="majorHAnsi" w:cstheme="majorBidi"/>
+      <w:rFonts/>
       <w:color w:val="000000" w:themeColor="text1"/>
     </w:rPr>
     <w:tblPr>
@@ -8351,7 +8162,7 @@
       <w:spacing w:after="0" w:line="240" w:lineRule="auto"/>
     </w:pPr>
     <w:rPr>
-      <w:rFonts w:asciiTheme="majorHAnsi" w:eastAsiaTheme="majorEastAsia" w:hAnsiTheme="majorHAnsi" w:cstheme="majorBidi"/>
+      <w:rFonts/>
       <w:color w:val="000000" w:themeColor="text1"/>
     </w:rPr>
     <w:tblPr>
@@ -8476,7 +8287,7 @@
       <w:spacing w:after="0" w:line="240" w:lineRule="auto"/>
     </w:pPr>
     <w:rPr>
-      <w:rFonts w:asciiTheme="majorHAnsi" w:eastAsiaTheme="majorEastAsia" w:hAnsiTheme="majorHAnsi" w:cstheme="majorBidi"/>
+      <w:rFonts/>
       <w:color w:val="000000" w:themeColor="text1"/>
     </w:rPr>
     <w:tblPr>
@@ -8601,7 +8412,7 @@
       <w:spacing w:after="0" w:line="240" w:lineRule="auto"/>
     </w:pPr>
     <w:rPr>
-      <w:rFonts w:asciiTheme="majorHAnsi" w:eastAsiaTheme="majorEastAsia" w:hAnsiTheme="majorHAnsi" w:cstheme="majorBidi"/>
+      <w:rFonts/>
       <w:color w:val="000000" w:themeColor="text1"/>
     </w:rPr>
     <w:tblPr>
@@ -8726,7 +8537,7 @@
       <w:spacing w:after="0" w:line="240" w:lineRule="auto"/>
     </w:pPr>
     <w:rPr>
-      <w:rFonts w:asciiTheme="majorHAnsi" w:eastAsiaTheme="majorEastAsia" w:hAnsiTheme="majorHAnsi" w:cstheme="majorBidi"/>
+      <w:rFonts/>
       <w:color w:val="000000" w:themeColor="text1"/>
     </w:rPr>
     <w:tblPr>
